--- a/src/lib/contracts/template-es.docx
+++ b/src/lib/contracts/template-es.docx
@@ -2926,7 +2926,20 @@
           <w:szCs w:val="28"/>
           <w:rtl w:val="0"/>
         </w:rPr>
-        <w:t xml:space="preserve">Firma del Titular: ________________________</w:t>
+        <w:t xml:space="preserve">Firma del Titular:           </w:t>
+      </w:r>
+      <w:r>
+        <w:rPr>
+          <w:sz w:val="26"/>
+          <w:szCs w:val="26"/>
+          <w:rtl w:val="0"/>
+        </w:rPr>
+        <w:t xml:space="preserve">{%signature_client}</w:t>
+      </w:r>
+      <w:r>
+        <w:rPr>
+          <w:rtl w:val="0"/>
+        </w:rPr>
       </w:r>
     </w:p>
     <w:p>
@@ -3090,22 +3103,23 @@
           <w:szCs w:val="28"/>
           <w:rtl w:val="0"/>
         </w:rPr>
-        <w:t xml:space="preserve">Firma del Cliente: ________________________                  </w:t>
-      </w:r>
-    </w:p>
-    <w:p>
-      <w:pPr>
-        <w:widowControl w:val="0"/>
-        <w:spacing w:line="240" w:lineRule="auto"/>
+        <w:t xml:space="preserve">Firma del Cliente:            </w:t>
+      </w:r>
+      <w:r>
+        <w:rPr>
+          <w:sz w:val="26"/>
+          <w:szCs w:val="26"/>
+          <w:rtl w:val="0"/>
+        </w:rPr>
+        <w:t xml:space="preserve">{%signature_client}</w:t>
+      </w:r>
+      <w:r>
         <w:rPr>
           <w:sz w:val="28"/>
           <w:szCs w:val="28"/>
-        </w:rPr>
-      </w:pPr>
-      <w:r>
-        <w:rPr>
-          <w:rtl w:val="0"/>
-        </w:rPr>
+          <w:rtl w:val="0"/>
+        </w:rPr>
+        <w:t xml:space="preserve">                  </w:t>
       </w:r>
     </w:p>
     <w:p>
@@ -3119,26 +3133,26 @@
       </w:pPr>
       <w:r>
         <w:rPr>
+          <w:rtl w:val="0"/>
+        </w:rPr>
+      </w:r>
+    </w:p>
+    <w:p>
+      <w:pPr>
+        <w:widowControl w:val="0"/>
+        <w:spacing w:line="240" w:lineRule="auto"/>
+        <w:rPr>
           <w:sz w:val="28"/>
           <w:szCs w:val="28"/>
-          <w:rtl w:val="0"/>
-        </w:rPr>
-        <w:t xml:space="preserve">Fecha: {{client_date}}</w:t>
-      </w:r>
-    </w:p>
-    <w:p>
-      <w:pPr>
-        <w:widowControl w:val="0"/>
-        <w:spacing w:line="240" w:lineRule="auto"/>
+        </w:rPr>
+      </w:pPr>
+      <w:r>
         <w:rPr>
           <w:sz w:val="28"/>
           <w:szCs w:val="28"/>
-        </w:rPr>
-      </w:pPr>
-      <w:r>
-        <w:rPr>
-          <w:rtl w:val="0"/>
-        </w:rPr>
+          <w:rtl w:val="0"/>
+        </w:rPr>
+        <w:t xml:space="preserve">Fecha: {{client_date}}</w:t>
       </w:r>
     </w:p>
     <w:p>
@@ -3167,11 +3181,49 @@
       </w:pPr>
       <w:r>
         <w:rPr>
+          <w:rtl w:val="0"/>
+        </w:rPr>
+      </w:r>
+    </w:p>
+    <w:p>
+      <w:pPr>
+        <w:widowControl w:val="0"/>
+        <w:spacing w:line="240" w:lineRule="auto"/>
+        <w:rPr>
           <w:sz w:val="28"/>
           <w:szCs w:val="28"/>
-          <w:rtl w:val="0"/>
-        </w:rPr>
-        <w:t xml:space="preserve">Representante de VM Integral Massage: ________________________</w:t>
+        </w:rPr>
+      </w:pPr>
+      <w:r>
+        <w:rPr>
+          <w:sz w:val="28"/>
+          <w:szCs w:val="28"/>
+          <w:rtl w:val="0"/>
+        </w:rPr>
+        <w:t xml:space="preserve">Representante de VM Integral Massage:  </w:t>
+      </w:r>
+      <w:r>
+        <w:rPr>
+          <w:b w:val="1"/>
+          <w:bCs w:val="1"/>
+          <w:sz w:val="26"/>
+          <w:szCs w:val="26"/>
+          <w:rtl w:val="0"/>
+        </w:rPr>
+        <w:t xml:space="preserve">       </w:t>
+      </w:r>
+      <w:r>
+        <w:rPr>
+          <w:sz w:val="26"/>
+          <w:szCs w:val="26"/>
+          <w:rtl w:val="0"/>
+        </w:rPr>
+        <w:t xml:space="preserve">{%signature_rep}</w:t>
+      </w:r>
+      <w:r>
+        <w:rPr>
+          <w:rtl w:val="0"/>
+        </w:rPr>
       </w:r>
     </w:p>
     <w:p>

--- a/src/lib/contracts/template-es.docx
+++ b/src/lib/contracts/template-es.docx
@@ -2926,7 +2926,7 @@
           <w:szCs w:val="28"/>
           <w:rtl w:val="0"/>
         </w:rPr>
-        <w:t xml:space="preserve">Firma del Titular:           </w:t>
+        <w:t xml:space="preserve">Firma del Titular:           {</w:t>
       </w:r>
       <w:r>
         <w:rPr>
@@ -2934,7 +2934,7 @@
           <w:szCs w:val="26"/>
           <w:rtl w:val="0"/>
         </w:rPr>
-        <w:t xml:space="preserve">{%signature_client}</w:t>
+        <w:t xml:space="preserve">{%signature_client}}</w:t>
       </w:r>
       <w:r>
         <w:rPr>
@@ -3103,7 +3103,7 @@
           <w:szCs w:val="28"/>
           <w:rtl w:val="0"/>
         </w:rPr>
-        <w:t xml:space="preserve">Firma del Cliente:            </w:t>
+        <w:t xml:space="preserve">Firma del Cliente:            {</w:t>
       </w:r>
       <w:r>
         <w:rPr>
@@ -3111,7 +3111,7 @@
           <w:szCs w:val="26"/>
           <w:rtl w:val="0"/>
         </w:rPr>
-        <w:t xml:space="preserve">{%signature_client}</w:t>
+        <w:t xml:space="preserve">{%signature_client}}</w:t>
       </w:r>
       <w:r>
         <w:rPr>
@@ -3210,7 +3210,7 @@
           <w:szCs w:val="26"/>
           <w:rtl w:val="0"/>
         </w:rPr>
-        <w:t xml:space="preserve">       </w:t>
+        <w:t xml:space="preserve">       {</w:t>
       </w:r>
       <w:r>
         <w:rPr>
@@ -3218,7 +3218,7 @@
           <w:szCs w:val="26"/>
           <w:rtl w:val="0"/>
         </w:rPr>
-        <w:t xml:space="preserve">{%signature_rep}</w:t>
+        <w:t xml:space="preserve">{%signature_rep}}</w:t>
       </w:r>
       <w:r>
         <w:rPr>
